--- a/JimmyLee_CV_US.docx
+++ b/JimmyLee_CV_US.docx
@@ -4,7 +4,7 @@
   <w:body>
     <w:p>
       <w:pPr>
-        <w:spacing w:after="20"/>
+        <w:spacing w:after="0"/>
         <w:jc w:val="center"/>
       </w:pPr>
       <w:r>
@@ -48,7 +48,7 @@
         <w:pBdr>
           <w:bottom w:val="single" w:sz="6" w:space="2" w:color="000000"/>
         </w:pBdr>
-        <w:spacing w:before="140" w:after="100"/>
+        <w:spacing w:before="40" w:after="60"/>
       </w:pPr>
       <w:r>
         <w:rPr>
@@ -106,7 +106,7 @@
     </w:p>
     <w:p>
       <w:pPr>
-        <w:spacing w:after="20"/>
+        <w:spacing w:after="0"/>
         <w:ind w:left="360"/>
       </w:pPr>
       <w:r>
@@ -119,7 +119,7 @@
         <w:pBdr>
           <w:bottom w:val="single" w:sz="6" w:space="2" w:color="000000"/>
         </w:pBdr>
-        <w:spacing w:before="140" w:after="100"/>
+        <w:spacing w:before="40" w:after="60"/>
       </w:pPr>
       <w:r>
         <w:rPr>
@@ -127,34 +127,67 @@
           <w:bCs/>
           <w:spacing w:val="20"/>
         </w:rPr>
-        <w:t>RESEARCH FIELDS</w:t>
-      </w:r>
-    </w:p>
-    <w:p>
-      <w:r>
-        <w:rPr>
-          <w:b/>
-          <w:bCs/>
-        </w:rPr>
-        <w:t>Development Economics, Program Evaluation</w:t>
-      </w:r>
-    </w:p>
-    <w:p>
-      <w:r>
-        <w:rPr>
-          <w:b/>
-          <w:bCs/>
-        </w:rPr>
-        <w:t>Family Economics, Organizational Economics</w:t>
-      </w:r>
-    </w:p>
-    <w:p>
-      <w:r>
-        <w:rPr>
-          <w:b/>
-          <w:bCs/>
-        </w:rPr>
-        <w:t>Behavioral Economics</w:t>
+        <w:t>EDUCATION</w:t>
+      </w:r>
+    </w:p>
+    <w:p>
+      <w:pPr>
+        <w:tabs>
+          <w:tab w:val="right" w:pos="9360"/>
+        </w:tabs>
+        <w:spacing w:after="0"/>
+      </w:pPr>
+      <w:r>
+        <w:rPr>
+          <w:b/>
+          <w:bCs/>
+        </w:rPr>
+        <w:t>Ph.D., Economics</w:t>
+      </w:r>
+      <w:r>
+        <w:t>, Northwestern University</w:t>
+        <w:tab/>
+        <w:t>2024</w:t>
+      </w:r>
+    </w:p>
+    <w:p>
+      <w:pPr>
+        <w:tabs>
+          <w:tab w:val="right" w:pos="9360"/>
+        </w:tabs>
+        <w:spacing w:after="0"/>
+      </w:pPr>
+      <w:r>
+        <w:rPr>
+          <w:b/>
+          <w:bCs/>
+        </w:rPr>
+        <w:t>M.Phil., Economics</w:t>
+      </w:r>
+      <w:r>
+        <w:t>, The Chinese University of Hong Kong</w:t>
+        <w:tab/>
+        <w:t>2017</w:t>
+      </w:r>
+    </w:p>
+    <w:p>
+      <w:pPr>
+        <w:tabs>
+          <w:tab w:val="right" w:pos="9360"/>
+        </w:tabs>
+        <w:spacing w:after="0"/>
+      </w:pPr>
+      <w:r>
+        <w:rPr>
+          <w:b/>
+          <w:bCs/>
+        </w:rPr>
+        <w:t>B.SSc., Economics</w:t>
+      </w:r>
+      <w:r>
+        <w:t>, The Chinese University of Hong Kong</w:t>
+        <w:tab/>
+        <w:t>2015</w:t>
       </w:r>
     </w:p>
     <w:p>
@@ -163,7 +196,7 @@
         <w:pBdr>
           <w:bottom w:val="single" w:sz="6" w:space="2" w:color="000000"/>
         </w:pBdr>
-        <w:spacing w:before="140" w:after="100"/>
+        <w:spacing w:before="40" w:after="60"/>
       </w:pPr>
       <w:r>
         <w:rPr>
@@ -171,67 +204,34 @@
           <w:bCs/>
           <w:spacing w:val="20"/>
         </w:rPr>
-        <w:t>EDUCATION</w:t>
-      </w:r>
-    </w:p>
-    <w:p>
-      <w:pPr>
-        <w:tabs>
-          <w:tab w:val="right" w:pos="9360"/>
-        </w:tabs>
-        <w:spacing w:after="20"/>
-      </w:pPr>
-      <w:r>
-        <w:rPr>
-          <w:b/>
-          <w:bCs/>
-        </w:rPr>
-        <w:t>Ph.D., Economics</w:t>
-      </w:r>
-      <w:r>
-        <w:t>, Northwestern University</w:t>
-        <w:tab/>
-        <w:t>2024</w:t>
-      </w:r>
-    </w:p>
-    <w:p>
-      <w:pPr>
-        <w:tabs>
-          <w:tab w:val="right" w:pos="9360"/>
-        </w:tabs>
-        <w:spacing w:after="20"/>
-      </w:pPr>
-      <w:r>
-        <w:rPr>
-          <w:b/>
-          <w:bCs/>
-        </w:rPr>
-        <w:t>M.Phil., Economics</w:t>
-      </w:r>
-      <w:r>
-        <w:t>, The Chinese University of Hong Kong</w:t>
-        <w:tab/>
-        <w:t>2017</w:t>
-      </w:r>
-    </w:p>
-    <w:p>
-      <w:pPr>
-        <w:tabs>
-          <w:tab w:val="right" w:pos="9360"/>
-        </w:tabs>
-        <w:spacing w:after="20"/>
-      </w:pPr>
-      <w:r>
-        <w:rPr>
-          <w:b/>
-          <w:bCs/>
-        </w:rPr>
-        <w:t>B.SSc., Economics</w:t>
-      </w:r>
-      <w:r>
-        <w:t>, The Chinese University of Hong Kong</w:t>
-        <w:tab/>
-        <w:t>2015</w:t>
+        <w:t>RESEARCH FIELDS</w:t>
+      </w:r>
+    </w:p>
+    <w:p>
+      <w:r>
+        <w:rPr>
+          <w:b/>
+          <w:bCs/>
+        </w:rPr>
+        <w:t>Development Economics, Program Evaluation</w:t>
+      </w:r>
+    </w:p>
+    <w:p>
+      <w:r>
+        <w:rPr>
+          <w:b/>
+          <w:bCs/>
+        </w:rPr>
+        <w:t>Family Economics, Organizational Economics</w:t>
+      </w:r>
+    </w:p>
+    <w:p>
+      <w:r>
+        <w:rPr>
+          <w:b/>
+          <w:bCs/>
+        </w:rPr>
+        <w:t>Behavioral Economics</w:t>
       </w:r>
     </w:p>
     <w:p>
@@ -240,7 +240,7 @@
         <w:pBdr>
           <w:bottom w:val="single" w:sz="6" w:space="2" w:color="000000"/>
         </w:pBdr>
-        <w:spacing w:before="140" w:after="100"/>
+        <w:spacing w:before="40" w:after="60"/>
       </w:pPr>
       <w:r>
         <w:rPr>
@@ -248,31 +248,55 @@
           <w:bCs/>
           <w:spacing w:val="20"/>
         </w:rPr>
-        <w:t>JOB MARKET PAPER</w:t>
-      </w:r>
-    </w:p>
-    <w:p>
-      <w:pPr>
-        <w:spacing w:after="20"/>
-      </w:pPr>
-      <w:r>
-        <w:rPr>
-          <w:b/>
-          <w:bCs/>
-        </w:rPr>
-        <w:t>“Miscategorization as an Information Friction? Activating School-Based Agricultural Education in Liberia with Parental Engagement”</w:t>
-      </w:r>
-    </w:p>
-    <w:p>
-      <w:pPr>
-        <w:spacing w:after="80"/>
-      </w:pPr>
-      <w:r>
-        <w:rPr>
-          <w:i/>
-          <w:iCs/>
-        </w:rPr>
-        <w:t>(Funded by AFD Fund for Innovation in Development, USAID-DIV, Wellspring Foundation, and FAO)</w:t>
+        <w:t>TEACHING</w:t>
+      </w:r>
+    </w:p>
+    <w:p>
+      <w:pPr>
+        <w:spacing w:after="0"/>
+      </w:pPr>
+      <w:r>
+        <w:rPr>
+          <w:b/>
+          <w:bCs/>
+        </w:rPr>
+        <w:t>Teaching Assistant</w:t>
+      </w:r>
+      <w:r>
+        <w:t>, Northwestern University</w:t>
+      </w:r>
+    </w:p>
+    <w:p>
+      <w:pPr>
+        <w:spacing w:after="0"/>
+        <w:ind w:left="360"/>
+      </w:pPr>
+      <w:r>
+        <w:t>Introduction to Microeconomics, Introduction to Macroeconomics, Intermediate Microeconomics, Intermediate Macroeconomics, International Trade, Economics of Nonprofit Organizations</w:t>
+      </w:r>
+    </w:p>
+    <w:p>
+      <w:pPr>
+        <w:spacing w:after="0"/>
+      </w:pPr>
+      <w:r>
+        <w:rPr>
+          <w:b/>
+          <w:bCs/>
+        </w:rPr>
+        <w:t>Teaching Assistant</w:t>
+      </w:r>
+      <w:r>
+        <w:t>, The Chinese University of Hong Kong</w:t>
+      </w:r>
+    </w:p>
+    <w:p>
+      <w:pPr>
+        <w:spacing w:after="0"/>
+        <w:ind w:left="360"/>
+      </w:pPr>
+      <w:r>
+        <w:t>Mathematical Methods in Economics I, II, Family Economics, Labor Economics, International Macroeconomics</w:t>
       </w:r>
     </w:p>
     <w:p>
@@ -281,7 +305,48 @@
         <w:pBdr>
           <w:bottom w:val="single" w:sz="6" w:space="2" w:color="000000"/>
         </w:pBdr>
-        <w:spacing w:before="140" w:after="100"/>
+        <w:spacing w:before="40" w:after="60"/>
+      </w:pPr>
+      <w:r>
+        <w:rPr>
+          <w:b/>
+          <w:bCs/>
+          <w:spacing w:val="20"/>
+        </w:rPr>
+        <w:t>JOB MARKET PAPER</w:t>
+      </w:r>
+    </w:p>
+    <w:p>
+      <w:pPr>
+        <w:spacing w:after="0"/>
+      </w:pPr>
+      <w:r>
+        <w:rPr>
+          <w:b/>
+          <w:bCs/>
+        </w:rPr>
+        <w:t>“Miscategorization as an Information Friction? Activating School-Based Agricultural Education in Liberia with Parental Engagement”</w:t>
+      </w:r>
+    </w:p>
+    <w:p>
+      <w:pPr>
+        <w:spacing w:after="80"/>
+      </w:pPr>
+      <w:r>
+        <w:rPr>
+          <w:i/>
+          <w:iCs/>
+        </w:rPr>
+        <w:t>(Funded by AFD Fund for Innovation in Development, USAID-DIV, Wellspring Foundation, and FAO)</w:t>
+      </w:r>
+    </w:p>
+    <w:p>
+      <w:pPr>
+        <w:keepNext/>
+        <w:pBdr>
+          <w:bottom w:val="single" w:sz="6" w:space="2" w:color="000000"/>
+        </w:pBdr>
+        <w:spacing w:before="40" w:after="60"/>
       </w:pPr>
       <w:r>
         <w:rPr>
@@ -299,7 +364,7 @@
           <w:ilvl w:val="0"/>
           <w:numId w:val="2"/>
         </w:numPr>
-        <w:spacing w:after="60"/>
+        <w:spacing w:after="40"/>
       </w:pPr>
       <w:r>
         <w:rPr>
@@ -319,7 +384,7 @@
           <w:ilvl w:val="0"/>
           <w:numId w:val="2"/>
         </w:numPr>
-        <w:spacing w:after="60"/>
+        <w:spacing w:after="40"/>
       </w:pPr>
       <w:r>
         <w:rPr>
@@ -336,7 +401,7 @@
           <w:ilvl w:val="0"/>
           <w:numId w:val="2"/>
         </w:numPr>
-        <w:spacing w:after="60"/>
+        <w:spacing w:after="40"/>
       </w:pPr>
       <w:r>
         <w:rPr>
@@ -365,7 +430,7 @@
         <w:pBdr>
           <w:bottom w:val="single" w:sz="6" w:space="2" w:color="000000"/>
         </w:pBdr>
-        <w:spacing w:before="140" w:after="100"/>
+        <w:spacing w:before="40" w:after="60"/>
       </w:pPr>
       <w:r>
         <w:rPr>
@@ -378,7 +443,7 @@
     </w:p>
     <w:p>
       <w:pPr>
-        <w:spacing w:after="20"/>
+        <w:spacing w:after="0"/>
       </w:pPr>
       <w:r>
         <w:rPr>
@@ -398,7 +463,7 @@
           <w:ilvl w:val="0"/>
           <w:numId w:val="3"/>
         </w:numPr>
-        <w:spacing w:after="60"/>
+        <w:spacing w:after="40"/>
       </w:pPr>
       <w:r>
         <w:rPr>
@@ -418,7 +483,7 @@
           <w:ilvl w:val="0"/>
           <w:numId w:val="3"/>
         </w:numPr>
-        <w:spacing w:after="60"/>
+        <w:spacing w:after="40"/>
       </w:pPr>
       <w:r>
         <w:rPr>
@@ -438,14 +503,14 @@
           <w:ilvl w:val="0"/>
           <w:numId w:val="3"/>
         </w:numPr>
-        <w:spacing w:after="60"/>
-      </w:pPr>
-      <w:r>
-        <w:rPr>
-          <w:b/>
-          <w:bCs/>
-        </w:rPr>
-        <w:t xml:space="preserve">“Parental Engagement and the Use of Unconditional Cash Transfers”</w:t>
+        <w:spacing w:after="40"/>
+      </w:pPr>
+      <w:r>
+        <w:rPr>
+          <w:b/>
+          <w:bCs/>
+        </w:rPr>
+        <w:t xml:space="preserve">“School-based Agricultural Education, Parental Engagement, and the Use of Unconditional Cash Transfers”</w:t>
       </w:r>
     </w:p>
     <w:p>
@@ -455,7 +520,7 @@
           <w:ilvl w:val="0"/>
           <w:numId w:val="3"/>
         </w:numPr>
-        <w:spacing w:after="60"/>
+        <w:spacing w:after="40"/>
       </w:pPr>
       <w:r>
         <w:rPr>
@@ -474,7 +539,7 @@
         <w:pBdr>
           <w:bottom w:val="single" w:sz="6" w:space="2" w:color="000000"/>
         </w:pBdr>
-        <w:spacing w:before="140" w:after="100"/>
+        <w:spacing w:before="40" w:after="60"/>
       </w:pPr>
       <w:r>
         <w:rPr>
@@ -521,7 +586,7 @@
         <w:tabs>
           <w:tab w:val="right" w:pos="9360"/>
         </w:tabs>
-        <w:spacing w:after="20"/>
+        <w:spacing w:after="0"/>
         <w:ind w:left="360"/>
       </w:pPr>
       <w:r>
@@ -535,7 +600,7 @@
         <w:tabs>
           <w:tab w:val="right" w:pos="9360"/>
         </w:tabs>
-        <w:spacing w:after="20"/>
+        <w:spacing w:after="0"/>
         <w:ind w:left="360"/>
       </w:pPr>
       <w:r>
@@ -549,7 +614,7 @@
         <w:tabs>
           <w:tab w:val="right" w:pos="9360"/>
         </w:tabs>
-        <w:spacing w:after="20"/>
+        <w:spacing w:after="0"/>
         <w:ind w:left="360"/>
       </w:pPr>
       <w:r>
@@ -563,7 +628,7 @@
         <w:tabs>
           <w:tab w:val="right" w:pos="9360"/>
         </w:tabs>
-        <w:spacing w:after="20"/>
+        <w:spacing w:after="0"/>
         <w:ind w:left="360"/>
       </w:pPr>
       <w:r>
@@ -577,7 +642,7 @@
         <w:tabs>
           <w:tab w:val="right" w:pos="9360"/>
         </w:tabs>
-        <w:spacing w:after="20"/>
+        <w:spacing w:after="0"/>
         <w:ind w:left="360"/>
       </w:pPr>
       <w:r>
@@ -591,7 +656,7 @@
         <w:tabs>
           <w:tab w:val="right" w:pos="9360"/>
         </w:tabs>
-        <w:spacing w:after="20"/>
+        <w:spacing w:after="0"/>
         <w:ind w:left="360"/>
       </w:pPr>
       <w:r>
@@ -617,7 +682,7 @@
         <w:tabs>
           <w:tab w:val="right" w:pos="9360"/>
         </w:tabs>
-        <w:spacing w:after="20"/>
+        <w:spacing w:after="0"/>
         <w:ind w:left="360"/>
       </w:pPr>
       <w:r>
@@ -631,7 +696,7 @@
         <w:tabs>
           <w:tab w:val="right" w:pos="9360"/>
         </w:tabs>
-        <w:spacing w:after="20"/>
+        <w:spacing w:after="0"/>
         <w:ind w:left="360"/>
       </w:pPr>
       <w:r>
@@ -645,7 +710,7 @@
         <w:tabs>
           <w:tab w:val="right" w:pos="9360"/>
         </w:tabs>
-        <w:spacing w:after="20"/>
+        <w:spacing w:after="0"/>
         <w:ind w:left="360"/>
       </w:pPr>
       <w:r>
@@ -659,7 +724,7 @@
         <w:tabs>
           <w:tab w:val="right" w:pos="9360"/>
         </w:tabs>
-        <w:spacing w:after="20"/>
+        <w:spacing w:after="0"/>
         <w:ind w:left="360"/>
       </w:pPr>
       <w:r>
@@ -673,7 +738,7 @@
         <w:tabs>
           <w:tab w:val="right" w:pos="9360"/>
         </w:tabs>
-        <w:spacing w:after="20"/>
+        <w:spacing w:after="0"/>
         <w:ind w:left="360"/>
       </w:pPr>
       <w:r>
@@ -687,7 +752,7 @@
         <w:tabs>
           <w:tab w:val="right" w:pos="9360"/>
         </w:tabs>
-        <w:spacing w:after="20"/>
+        <w:spacing w:after="0"/>
         <w:ind w:left="360"/>
       </w:pPr>
       <w:r>
@@ -702,7 +767,7 @@
         <w:pBdr>
           <w:bottom w:val="single" w:sz="6" w:space="2" w:color="000000"/>
         </w:pBdr>
-        <w:spacing w:before="140" w:after="100"/>
+        <w:spacing w:before="40" w:after="60"/>
       </w:pPr>
       <w:r>
         <w:rPr>
@@ -715,7 +780,7 @@
     </w:p>
     <w:p>
       <w:pPr>
-        <w:spacing w:after="20"/>
+        <w:spacing w:after="0"/>
       </w:pPr>
       <w:r>
         <w:rPr>
@@ -736,7 +801,7 @@
     </w:p>
     <w:p>
       <w:pPr>
-        <w:spacing w:after="20"/>
+        <w:spacing w:after="0"/>
       </w:pPr>
       <w:r>
         <w:rPr>
@@ -748,7 +813,7 @@
     </w:p>
     <w:p>
       <w:pPr>
-        <w:spacing w:after="20"/>
+        <w:spacing w:after="0"/>
         <w:ind w:left="360"/>
       </w:pPr>
       <w:r>
@@ -763,7 +828,7 @@
         <w:pBdr>
           <w:bottom w:val="single" w:sz="6" w:space="2" w:color="000000"/>
         </w:pBdr>
-        <w:spacing w:before="140" w:after="100"/>
+        <w:spacing w:before="40" w:after="60"/>
       </w:pPr>
       <w:r>
         <w:rPr>
@@ -771,55 +836,52 @@
           <w:bCs/>
           <w:spacing w:val="20"/>
         </w:rPr>
-        <w:t>TEACHING</w:t>
-      </w:r>
-    </w:p>
-    <w:p>
-      <w:pPr>
-        <w:spacing w:after="20"/>
-      </w:pPr>
-      <w:r>
-        <w:rPr>
-          <w:b/>
-          <w:bCs/>
-        </w:rPr>
-        <w:t>Teaching Assistant</w:t>
-      </w:r>
-      <w:r>
-        <w:t>, Northwestern University</w:t>
-      </w:r>
-    </w:p>
-    <w:p>
-      <w:pPr>
-        <w:spacing w:after="20"/>
-        <w:ind w:left="360"/>
-      </w:pPr>
-      <w:r>
-        <w:t>Introduction to Microeconomics, Introduction to Macroeconomics, Intermediate Microeconomics, Intermediate Macroeconomics, International Trade, Economics of Nonprofit Organizations</w:t>
-      </w:r>
-    </w:p>
-    <w:p>
-      <w:pPr>
-        <w:spacing w:after="20"/>
-      </w:pPr>
-      <w:r>
-        <w:rPr>
-          <w:b/>
-          <w:bCs/>
-        </w:rPr>
-        <w:t>Teaching Assistant</w:t>
-      </w:r>
-      <w:r>
-        <w:t>, The Chinese University of Hong Kong</w:t>
-      </w:r>
-    </w:p>
-    <w:p>
-      <w:pPr>
-        <w:spacing w:after="20"/>
-        <w:ind w:left="360"/>
-      </w:pPr>
-      <w:r>
-        <w:t>Mathematical Methods in Economics I, II, Family Economics, International Macroeconomics</w:t>
+        <w:t>LANGUAGES AND SKILLS</w:t>
+      </w:r>
+    </w:p>
+    <w:p>
+      <w:pPr>
+        <w:spacing w:after="0"/>
+      </w:pPr>
+      <w:r>
+        <w:rPr>
+          <w:b/>
+          <w:bCs/>
+        </w:rPr>
+        <w:t xml:space="preserve">Citizenship: </w:t>
+      </w:r>
+      <w:r>
+        <w:t>Hong Kong Special Administrative Region, China</w:t>
+      </w:r>
+    </w:p>
+    <w:p>
+      <w:pPr>
+        <w:spacing w:after="0"/>
+      </w:pPr>
+      <w:r>
+        <w:rPr>
+          <w:b/>
+          <w:bCs/>
+        </w:rPr>
+        <w:t xml:space="preserve">Languages: </w:t>
+      </w:r>
+      <w:r>
+        <w:t>English (fluent), French (intermediate), Mandarin (fluent), Cantonese (native)</w:t>
+      </w:r>
+    </w:p>
+    <w:p>
+      <w:pPr>
+        <w:spacing w:after="0"/>
+      </w:pPr>
+      <w:r>
+        <w:rPr>
+          <w:b/>
+          <w:bCs/>
+        </w:rPr>
+        <w:t xml:space="preserve">Programming: </w:t>
+      </w:r>
+      <w:r>
+        <w:t>Stata, R, Matlab, Python, ArcGIS, SurveyCTO</w:t>
       </w:r>
     </w:p>
     <w:p>
@@ -828,7 +890,7 @@
         <w:pBdr>
           <w:bottom w:val="single" w:sz="6" w:space="2" w:color="000000"/>
         </w:pBdr>
-        <w:spacing w:before="140" w:after="100"/>
+        <w:spacing w:before="40" w:after="60"/>
       </w:pPr>
       <w:r>
         <w:rPr>
@@ -836,68 +898,6 @@
           <w:bCs/>
           <w:spacing w:val="20"/>
         </w:rPr>
-        <w:t>LANGUAGES AND SKILLS</w:t>
-      </w:r>
-    </w:p>
-    <w:p>
-      <w:pPr>
-        <w:spacing w:after="20"/>
-      </w:pPr>
-      <w:r>
-        <w:rPr>
-          <w:b/>
-          <w:bCs/>
-        </w:rPr>
-        <w:t xml:space="preserve">Citizenship: </w:t>
-      </w:r>
-      <w:r>
-        <w:t>Hong Kong Special Administrative Region, China</w:t>
-      </w:r>
-    </w:p>
-    <w:p>
-      <w:pPr>
-        <w:spacing w:after="20"/>
-      </w:pPr>
-      <w:r>
-        <w:rPr>
-          <w:b/>
-          <w:bCs/>
-        </w:rPr>
-        <w:t xml:space="preserve">Languages: </w:t>
-      </w:r>
-      <w:r>
-        <w:t>English (fluent), French (intermediate), Mandarin (fluent), Cantonese (native)</w:t>
-      </w:r>
-    </w:p>
-    <w:p>
-      <w:pPr>
-        <w:spacing w:after="20"/>
-      </w:pPr>
-      <w:r>
-        <w:rPr>
-          <w:b/>
-          <w:bCs/>
-        </w:rPr>
-        <w:t xml:space="preserve">Programming: </w:t>
-      </w:r>
-      <w:r>
-        <w:t>Stata, R, Matlab, Python, ArcGIS, SurveyCTO</w:t>
-      </w:r>
-    </w:p>
-    <w:p>
-      <w:pPr>
-        <w:keepNext/>
-        <w:pBdr>
-          <w:bottom w:val="single" w:sz="6" w:space="2" w:color="000000"/>
-        </w:pBdr>
-        <w:spacing w:before="140" w:after="100"/>
-      </w:pPr>
-      <w:r>
-        <w:rPr>
-          <w:b/>
-          <w:bCs/>
-          <w:spacing w:val="20"/>
-        </w:rPr>
         <w:t>REFERENCES</w:t>
       </w:r>
     </w:p>
@@ -914,17 +914,17 @@
           <w:b/>
           <w:bCs/>
         </w:rPr>
-        <w:t>Professor Christopher Udry (Chair)</w:t>
-      </w:r>
-      <w:r>
-        <w:tab/>
-      </w:r>
-      <w:r>
-        <w:rPr>
-          <w:b/>
-          <w:bCs/>
-        </w:rPr>
-        <w:t>Professor Dean Karlan</w:t>
+        <w:t xml:space="preserve">Professor Christopher Udry (Chair)</w:t>
+      </w:r>
+      <w:r>
+        <w:tab/>
+      </w:r>
+      <w:r>
+        <w:rPr>
+          <w:b/>
+          <w:bCs/>
+        </w:rPr>
+        <w:t xml:space="preserve">Professor Dean Karlan</w:t>
       </w:r>
     </w:p>
     <w:p>
@@ -936,9 +936,13 @@
         </w:tabs>
       </w:pPr>
       <w:r>
-        <w:t>Department of Economics</w:t>
-        <w:tab/>
-        <w:t>Department of Economics</w:t>
+        <w:t xml:space="preserve">Department of Economics</w:t>
+      </w:r>
+      <w:r>
+        <w:tab/>
+      </w:r>
+      <w:r>
+        <w:t xml:space="preserve">Department of Economics</w:t>
       </w:r>
     </w:p>
     <w:p>
@@ -950,9 +954,13 @@
         </w:tabs>
       </w:pPr>
       <w:r>
-        <w:t>Northwestern University</w:t>
-        <w:tab/>
-        <w:t>Northwestern University</w:t>
+        <w:t xml:space="preserve">Northwestern University</w:t>
+      </w:r>
+      <w:r>
+        <w:tab/>
+      </w:r>
+      <w:r>
+        <w:t xml:space="preserve">Northwestern University</w:t>
       </w:r>
     </w:p>
     <w:p>
@@ -964,9 +972,13 @@
         </w:tabs>
       </w:pPr>
       <w:r>
-        <w:t>2211 Campus Drive, Evanston, IL 60208</w:t>
-        <w:tab/>
-        <w:t>2211 Campus Drive, Evanston, IL 60208</w:t>
+        <w:t xml:space="preserve">2211 Campus Drive, Evanston, IL 60208</w:t>
+      </w:r>
+      <w:r>
+        <w:tab/>
+      </w:r>
+      <w:r>
+        <w:t xml:space="preserve">2211 Campus Drive, Evanston, IL 60208</w:t>
       </w:r>
     </w:p>
     <w:p>
@@ -978,123 +990,95 @@
         </w:tabs>
       </w:pPr>
       <w:r>
-        <w:t>(+1) 847-491-8216</w:t>
-        <w:tab/>
-        <w:t>(+1) 847-491-8706</w:t>
-      </w:r>
-    </w:p>
-    <w:p>
-      <w:pPr>
+        <w:t xml:space="preserve">(+1) 847-491-8216</w:t>
+      </w:r>
+      <w:r>
+        <w:tab/>
+      </w:r>
+      <w:r>
+        <w:t xml:space="preserve">(+1) 847-491-8706</w:t>
+      </w:r>
+    </w:p>
+    <w:p>
+      <w:pPr>
+        <w:keepNext/>
         <w:keepLines/>
         <w:tabs>
           <w:tab w:val="left" w:pos="4680"/>
         </w:tabs>
-        <w:spacing w:after="120"/>
-      </w:pPr>
-      <w:hyperlink r:id="rId7" w:history="1">
-        <w:r>
-          <w:rPr>
-            <w:rStyle w:val="Hyperlink"/>
-          </w:rPr>
-          <w:t>christopher.udry@northwestern.edu</w:t>
-        </w:r>
-      </w:hyperlink>
-      <w:r>
-        <w:tab/>
-      </w:r>
-      <w:hyperlink r:id="rId8" w:history="1">
-        <w:r>
-          <w:rPr>
-            <w:rStyle w:val="Hyperlink"/>
-          </w:rPr>
-          <w:t>karlan@u.northwestern.edu</w:t>
-        </w:r>
-      </w:hyperlink>
+        <w:spacing w:after="60"/>
+      </w:pPr>
+      <w:r>
+        <w:t xml:space="preserve">christopher.udry@northwestern.edu</w:t>
+      </w:r>
+      <w:r>
+        <w:tab/>
+      </w:r>
+      <w:r>
+        <w:t xml:space="preserve">karlan@u.northwestern.edu</w:t>
+      </w:r>
     </w:p>
     <w:p>
       <w:pPr>
         <w:keepNext/>
         <w:keepLines/>
-        <w:tabs>
-          <w:tab w:val="left" w:pos="4680"/>
-        </w:tabs>
-      </w:pPr>
-      <w:r>
-        <w:rPr>
-          <w:b/>
-          <w:bCs/>
-        </w:rPr>
-        <w:t>Professor Lori Beaman</w:t>
+      </w:pPr>
+      <w:r>
+        <w:rPr>
+          <w:b/>
+          <w:bCs/>
+        </w:rPr>
+        <w:t xml:space="preserve">Professor Lori Beaman</w:t>
       </w:r>
     </w:p>
     <w:p>
       <w:pPr>
         <w:keepNext/>
         <w:keepLines/>
-        <w:tabs>
-          <w:tab w:val="left" w:pos="4680"/>
-        </w:tabs>
-      </w:pPr>
-      <w:r>
-        <w:t>Department of Economics</w:t>
+      </w:pPr>
+      <w:r>
+        <w:t xml:space="preserve">Department of Economics</w:t>
       </w:r>
     </w:p>
     <w:p>
       <w:pPr>
         <w:keepNext/>
         <w:keepLines/>
-        <w:tabs>
-          <w:tab w:val="left" w:pos="4680"/>
-        </w:tabs>
-      </w:pPr>
-      <w:r>
-        <w:t>Northwestern University</w:t>
+      </w:pPr>
+      <w:r>
+        <w:t xml:space="preserve">Northwestern University</w:t>
       </w:r>
     </w:p>
     <w:p>
       <w:pPr>
         <w:keepNext/>
         <w:keepLines/>
-        <w:tabs>
-          <w:tab w:val="left" w:pos="4680"/>
-        </w:tabs>
-      </w:pPr>
-      <w:r>
-        <w:t>2211 Campus Drive, Evanston, IL 60208</w:t>
+      </w:pPr>
+      <w:r>
+        <w:t xml:space="preserve">2211 Campus Drive, Evanston, IL 60208</w:t>
       </w:r>
     </w:p>
     <w:p>
       <w:pPr>
         <w:keepNext/>
         <w:keepLines/>
-        <w:tabs>
-          <w:tab w:val="left" w:pos="4680"/>
-        </w:tabs>
-      </w:pPr>
-      <w:r>
-        <w:t>(+1) 847-491-5394</w:t>
-      </w:r>
-    </w:p>
-    <w:p>
-      <w:pPr>
+      </w:pPr>
+      <w:r>
+        <w:t xml:space="preserve">(+1) 847-491-5394</w:t>
+      </w:r>
+    </w:p>
+    <w:p>
+      <w:pPr>
+        <w:keepNext/>
         <w:keepLines/>
-        <w:tabs>
-          <w:tab w:val="left" w:pos="4680"/>
-        </w:tabs>
-        <w:spacing w:after="120"/>
-      </w:pPr>
-      <w:hyperlink r:id="rId9" w:history="1">
-        <w:r>
-          <w:rPr>
-            <w:rStyle w:val="Hyperlink"/>
-          </w:rPr>
-          <w:t>l-beaman@northwestern.edu</w:t>
-        </w:r>
-      </w:hyperlink>
+      </w:pPr>
+      <w:r>
+        <w:t xml:space="preserve">l-beaman@northwestern.edu</w:t>
+      </w:r>
     </w:p>
     <w:sectPr>
       <w:pgSz w:w="12240" w:h="15840"/>
-      <w:pgMar w:top="720" w:right="1440" w:bottom="720" w:left="1440" w:header="708" w:footer="708" w:gutter="0"/>
+      <w:pgMar w:top="648" w:right="1260" w:bottom="648" w:left="1260" w:header="540" w:footer="540" w:gutter="0"/>
       <w:cols w:space="720"/>
       <w:docGrid w:linePitch="360"/>
     </w:sectPr>

--- a/JimmyLee_CV_US.docx
+++ b/JimmyLee_CV_US.docx
@@ -796,7 +796,7 @@
         <w:ind w:left="360"/>
       </w:pPr>
       <w:r>
-        <w:t>National Chung Cheng University; NYU Africa House–Center for Technology, Economics, and Development (CTED); Mohammed VI Polytechnic University (UM6P); Tel Aviv University; Oklahoma State University; Harvard Center for International Development; Africa Food Systems Forum 2024</w:t>
+        <w:t>Mundlak Workshop in Agricultural and Applied Economics (scheduled); National Chung Cheng University; NYU Africa House–Center for Technology, Economics, and Development (CTED); Mohammed VI Polytechnic University (UM6P); Tel Aviv University; Oklahoma State University; Harvard Center for International Development; Africa Food Systems Forum 2024</w:t>
       </w:r>
     </w:p>
     <w:p>
